--- a/writing/Chapter 5 - 5.2 Final Design Adjustments/WRITING_GUIDE.docx
+++ b/writing/Chapter 5 - 5.2 Final Design Adjustments/WRITING_GUIDE.docx
@@ -990,6 +990,78 @@
               <w:rPr>
                 <w:sz w:val="16"/>
               </w:rPr>
+              <w:t>A10</w:t>
+            </w:r>
+          </w:p>
+        </w:tc>
+        <w:tc>
+          <w:tcPr>
+            <w:tcW w:type="dxa" w:w="1987"/>
+          </w:tcPr>
+          <w:p>
+            <w:r/>
+            <w:r>
+              <w:rPr>
+                <w:sz w:val="16"/>
+              </w:rPr>
+              <w:t>Could a larger detector improve replies?</w:t>
+            </w:r>
+          </w:p>
+        </w:tc>
+        <w:tc>
+          <w:tcPr>
+            <w:tcW w:type="dxa" w:w="1987"/>
+          </w:tcPr>
+          <w:p>
+            <w:r/>
+            <w:r>
+              <w:rPr>
+                <w:sz w:val="16"/>
+              </w:rPr>
+              <w:t>RoBERTa-large: +2.9 pp top-1 on the test split</w:t>
+            </w:r>
+          </w:p>
+        </w:tc>
+        <w:tc>
+          <w:tcPr>
+            <w:tcW w:type="dxa" w:w="1987"/>
+          </w:tcPr>
+          <w:p>
+            <w:r/>
+            <w:r>
+              <w:rPr>
+                <w:sz w:val="16"/>
+              </w:rPr>
+              <w:t>Swapped RoBERTa-large into the final pipeline (same 300 conversations)</w:t>
+            </w:r>
+          </w:p>
+        </w:tc>
+        <w:tc>
+          <w:tcPr>
+            <w:tcW w:type="dxa" w:w="1987"/>
+          </w:tcPr>
+          <w:p>
+            <w:r/>
+            <w:r>
+              <w:rPr>
+                <w:sz w:val="16"/>
+              </w:rPr>
+              <w:t>No reply-quality measure improved (all rules p=0.16, WASSA p=0.43, validation p=0.68); not adopted</w:t>
+            </w:r>
+          </w:p>
+        </w:tc>
+      </w:tr>
+      <w:tr>
+        <w:tc>
+          <w:tcPr>
+            <w:tcW w:type="dxa" w:w="1987"/>
+          </w:tcPr>
+          <w:p>
+            <w:r/>
+            <w:r>
+              <w:rPr>
+                <w:sz w:val="16"/>
+              </w:rPr>
               <w:t>A9</w:t>
             </w:r>
           </w:p>
@@ -1243,7 +1315,16 @@
         <w:t>Retrieval augmentation (A8)</w:t>
       </w:r>
       <w:r>
-        <w:t xml:space="preserve">, suggested by the Pre-Thesis 2 panel, reduced all-rules adherence from 63.7% to 43.7% and was rejected (Section 5.2). Two further adjustments were </w:t>
+        <w:t xml:space="preserve">, suggested by the Pre-Thesis 2 panel, reduced all-rules adherence from 63.7% to 43.7% and was rejected (Section 5.2). </w:t>
+      </w:r>
+      <w:r>
+        <w:rPr>
+          <w:b/>
+        </w:rPr>
+        <w:t>A larger detector (A10)</w:t>
+      </w:r>
+      <w:r>
+        <w:t xml:space="preserve"> was also tested: RoBERTa-large is 2.9 points more accurate on the test split, but swapped into the final pipeline it improved no reply-quality measure (all rules 60.0% to 54.7%, p = 0.16; WASSA 5.05 to 5.01, p = 0.43; emotion validation 36.7% to 38.0%, p = 0.68), so RoBERTa-base was kept and the conversational agent was not changed. Two further adjustments were </w:t>
       </w:r>
       <w:r>
         <w:rPr>

--- a/writing/Chapter 5 - 5.2 Final Design Adjustments/WRITING_GUIDE.docx
+++ b/writing/Chapter 5 - 5.2 Final Design Adjustments/WRITING_GUIDE.docx
@@ -1062,6 +1062,78 @@
               <w:rPr>
                 <w:sz w:val="16"/>
               </w:rPr>
+              <w:t>A11</w:t>
+            </w:r>
+          </w:p>
+        </w:tc>
+        <w:tc>
+          <w:tcPr>
+            <w:tcW w:type="dxa" w:w="1987"/>
+          </w:tcPr>
+          <w:p>
+            <w:r/>
+            <w:r>
+              <w:rPr>
+                <w:sz w:val="16"/>
+              </w:rPr>
+              <w:t>LoRA fine-tuned baseline never ended its replies</w:t>
+            </w:r>
+          </w:p>
+        </w:tc>
+        <w:tc>
+          <w:tcPr>
+            <w:tcW w:type="dxa" w:w="1987"/>
+          </w:tcPr>
+          <w:p>
+            <w:r/>
+            <w:r>
+              <w:rPr>
+                <w:sz w:val="16"/>
+              </w:rPr>
+              <w:t>99% of replies hit the 250-token limit; pad token = end-of-turn token, so &lt;|im_end|&gt; was masked from the loss</w:t>
+            </w:r>
+          </w:p>
+        </w:tc>
+        <w:tc>
+          <w:tcPr>
+            <w:tcW w:type="dxa" w:w="1987"/>
+          </w:tcPr>
+          <w:p>
+            <w:r/>
+            <w:r>
+              <w:rPr>
+                <w:sz w:val="16"/>
+              </w:rPr>
+              <w:t>Retrained with Qwen's own pad token, a start-up check, and published LoRA settings (lr 2e-4, dropout 0.1, weight decay 0.01, 6% warm-up, best epoch by validation loss)</w:t>
+            </w:r>
+          </w:p>
+        </w:tc>
+        <w:tc>
+          <w:tcPr>
+            <w:tcW w:type="dxa" w:w="1987"/>
+          </w:tcPr>
+          <w:p>
+            <w:r/>
+            <w:r>
+              <w:rPr>
+                <w:sz w:val="16"/>
+              </w:rPr>
+              <w:t>Replies 200.7 -&gt; 10.0 words, 0% at the token limit; all rules 0.0% -&gt; 22.3%; still far below the final system (60.0%)</w:t>
+            </w:r>
+          </w:p>
+        </w:tc>
+      </w:tr>
+      <w:tr>
+        <w:tc>
+          <w:tcPr>
+            <w:tcW w:type="dxa" w:w="1987"/>
+          </w:tcPr>
+          <w:p>
+            <w:r/>
+            <w:r>
+              <w:rPr>
+                <w:sz w:val="16"/>
+              </w:rPr>
               <w:t>A9</w:t>
             </w:r>
           </w:p>

--- a/writing/Chapter 5 - 5.2 Final Design Adjustments/WRITING_GUIDE.docx
+++ b/writing/Chapter 5 - 5.2 Final Design Adjustments/WRITING_GUIDE.docx
@@ -1090,7 +1090,7 @@
               <w:rPr>
                 <w:sz w:val="16"/>
               </w:rPr>
-              <w:t>99% of replies hit the 250-token limit; pad token = end-of-turn token, so &lt;|im_end|&gt; was masked from the loss</w:t>
+              <w:t>99% of replies hit the 250-token limit; the padding token was the end-of-turn token (im_end), so it was masked from the loss</w:t>
             </w:r>
           </w:p>
         </w:tc>
